--- a/data/revised_2026-10_full/outputs/v2/Maths/SS4.2_Probability_I/Mathematics_Probability_I_SummaryTable.docx
+++ b/data/revised_2026-10_full/outputs/v2/Maths/SS4.2_Probability_I/Mathematics_Probability_I_SummaryTable.docx
@@ -2002,7 +2002,7 @@
         </w:rPr>
         <w:t xml:space="preserve">© 2026 SeaVuria and ARES. This work is licensed under a </w:t>
       </w:r>
-      <w:hyperlink w:history="1" r:id="rId2bawmveknlatni99uuk3t">
+      <w:hyperlink w:history="1" r:id="rIdnm3elspotcwne7zcjxlsp">
         <w:r>
           <w:rPr>
             <w:rFonts w:ascii="Arial" w:cs="Arial" w:eastAsia="Arial" w:hAnsi="Arial"/>
@@ -2022,7 +2022,7 @@
         </w:rPr>
         <w:t xml:space="preserve"> (</w:t>
       </w:r>
-      <w:hyperlink w:history="1" r:id="rIdjvct7vzla3urmhuvbtip6">
+      <w:hyperlink w:history="1" r:id="rIdqqjo0ymgjttcc6fsl5ust">
         <w:r>
           <w:rPr>
             <w:rFonts w:ascii="Arial" w:cs="Arial" w:eastAsia="Arial" w:hAnsi="Arial"/>
@@ -2042,7 +2042,7 @@
         </w:rPr>
         <w:t xml:space="preserve">). To view a copy of this license, visit </w:t>
       </w:r>
-      <w:hyperlink w:history="1" r:id="rIdg9olt9-5c8gvhe4auncbn">
+      <w:hyperlink w:history="1" r:id="rId7tndwwiss3bm-xl0hugrc">
         <w:r>
           <w:rPr>
             <w:rFonts w:ascii="Arial" w:cs="Arial" w:eastAsia="Arial" w:hAnsi="Arial"/>
